--- a/6-G-6/2-week-2/4-worksheet/Computer Worksheet G6 W2 (Answer).docx
+++ b/6-G-6/2-week-2/4-worksheet/Computer Worksheet G6 W2 (Answer).docx
@@ -4,7 +4,7 @@
   <w:body>
     <w:tbl>
       <w:tblPr>
-        <w:tblStyle w:val="a6"/>
+        <w:tblStyle w:val="TableGrid"/>
         <w:tblpPr w:leftFromText="180" w:rightFromText="180" w:vertAnchor="text" w:horzAnchor="margin" w:tblpY="565"/>
         <w:tblW w:w="0" w:type="auto"/>
         <w:tblBorders>
@@ -295,8 +295,7 @@
                 <w:bCs/>
                 <w:sz w:val="28"/>
                 <w:szCs w:val="28"/>
-                <w:rtl/>
-                <w:lang w:val="en-GB"/>
+                <w:lang w:bidi="ar-EG"/>
               </w:rPr>
             </w:pPr>
             <w:r>
@@ -306,9 +305,9 @@
                 <w:bCs/>
                 <w:sz w:val="28"/>
                 <w:szCs w:val="28"/>
-                <w:lang w:val="en-GB"/>
+                <w:lang w:bidi="ar-EG"/>
               </w:rPr>
-              <w:t>Poster</w:t>
+              <w:t>Pictograms</w:t>
             </w:r>
           </w:p>
         </w:tc>
@@ -398,8 +397,9 @@
           <w:sz w:val="36"/>
           <w:szCs w:val="36"/>
         </w:rPr>
-        <w:t xml:space="preserve">heet No. (    </w:t>
-      </w:r>
+        <w:t xml:space="preserve">heet No. </w:t>
+      </w:r>
+      <w:proofErr w:type="gramStart"/>
       <w:r>
         <w:rPr>
           <w:rFonts w:ascii="Lucida Bright" w:hAnsi="Lucida Bright"/>
@@ -408,8 +408,9 @@
           <w:sz w:val="36"/>
           <w:szCs w:val="36"/>
         </w:rPr>
-        <w:t>2</w:t>
-      </w:r>
+        <w:t xml:space="preserve">(  </w:t>
+      </w:r>
+      <w:proofErr w:type="gramEnd"/>
       <w:r>
         <w:rPr>
           <w:rFonts w:ascii="Lucida Bright" w:hAnsi="Lucida Bright"/>
@@ -418,8 +419,40 @@
           <w:sz w:val="36"/>
           <w:szCs w:val="36"/>
         </w:rPr>
-        <w:t xml:space="preserve">   )</w:t>
-      </w:r>
+        <w:t xml:space="preserve">  </w:t>
+      </w:r>
+      <w:r>
+        <w:rPr>
+          <w:rFonts w:ascii="Lucida Bright" w:hAnsi="Lucida Bright"/>
+          <w:b/>
+          <w:bCs/>
+          <w:sz w:val="36"/>
+          <w:szCs w:val="36"/>
+        </w:rPr>
+        <w:t>2</w:t>
+      </w:r>
+      <w:r>
+        <w:rPr>
+          <w:rFonts w:ascii="Lucida Bright" w:hAnsi="Lucida Bright"/>
+          <w:b/>
+          <w:bCs/>
+          <w:sz w:val="36"/>
+          <w:szCs w:val="36"/>
+        </w:rPr>
+        <w:t xml:space="preserve"> </w:t>
+      </w:r>
+      <w:proofErr w:type="gramStart"/>
+      <w:r>
+        <w:rPr>
+          <w:rFonts w:ascii="Lucida Bright" w:hAnsi="Lucida Bright"/>
+          <w:b/>
+          <w:bCs/>
+          <w:sz w:val="36"/>
+          <w:szCs w:val="36"/>
+        </w:rPr>
+        <w:t xml:space="preserve">  )</w:t>
+      </w:r>
+      <w:proofErr w:type="gramEnd"/>
       <w:r>
         <w:rPr>
           <w:rFonts w:ascii="Lucida Bright" w:hAnsi="Lucida Bright" w:hint="cs"/>
@@ -517,7 +550,7 @@
     </w:p>
     <w:p>
       <w:pPr>
-        <w:pStyle w:val="a7"/>
+        <w:pStyle w:val="ListParagraph"/>
         <w:numPr>
           <w:ilvl w:val="0"/>
           <w:numId w:val="2"/>
@@ -528,6 +561,260 @@
           <w:bCs/>
         </w:rPr>
       </w:pPr>
+      <w:r>
+        <w:rPr>
+          <w:rFonts w:ascii="Comic Sans MS" w:hAnsi="Comic Sans MS"/>
+          <w:b/>
+          <w:bCs/>
+          <w:noProof/>
+          <w:sz w:val="28"/>
+          <w:szCs w:val="28"/>
+          <w:lang w:bidi="ar-EG"/>
+        </w:rPr>
+        <mc:AlternateContent>
+          <mc:Choice Requires="wps">
+            <w:drawing>
+              <wp:anchor distT="45720" distB="45720" distL="114300" distR="114300" simplePos="0" relativeHeight="251657216" behindDoc="0" locked="0" layoutInCell="1" allowOverlap="1" wp14:anchorId="5E8AE9C4" wp14:editId="631191CE">
+                <wp:simplePos x="0" y="0"/>
+                <wp:positionH relativeFrom="column">
+                  <wp:posOffset>4000500</wp:posOffset>
+                </wp:positionH>
+                <wp:positionV relativeFrom="paragraph">
+                  <wp:posOffset>1069975</wp:posOffset>
+                </wp:positionV>
+                <wp:extent cx="2857500" cy="1404620"/>
+                <wp:effectExtent l="0" t="0" r="19050" b="25400"/>
+                <wp:wrapNone/>
+                <wp:docPr id="327303667" name="Text Box 2"/>
+                <wp:cNvGraphicFramePr>
+                  <a:graphicFrameLocks xmlns:a="http://schemas.openxmlformats.org/drawingml/2006/main"/>
+                </wp:cNvGraphicFramePr>
+                <a:graphic xmlns:a="http://schemas.openxmlformats.org/drawingml/2006/main">
+                  <a:graphicData uri="http://schemas.microsoft.com/office/word/2010/wordprocessingShape">
+                    <wps:wsp>
+                      <wps:cNvSpPr txBox="1">
+                        <a:spLocks noChangeArrowheads="1"/>
+                      </wps:cNvSpPr>
+                      <wps:spPr bwMode="auto">
+                        <a:xfrm>
+                          <a:off x="0" y="0"/>
+                          <a:ext cx="2857500" cy="1404620"/>
+                        </a:xfrm>
+                        <a:prstGeom prst="rect">
+                          <a:avLst/>
+                        </a:prstGeom>
+                        <a:noFill/>
+                        <a:ln w="9525">
+                          <a:solidFill>
+                            <a:srgbClr val="000000"/>
+                          </a:solidFill>
+                          <a:miter lim="800000"/>
+                          <a:headEnd/>
+                          <a:tailEnd/>
+                        </a:ln>
+                      </wps:spPr>
+                      <wps:txbx>
+                        <w:txbxContent>
+                          <w:p>
+                            <w:pPr>
+                              <w:bidi w:val="0"/>
+                              <w:jc w:val="center"/>
+                              <w:rPr>
+                                <w:b/>
+                                <w:bCs/>
+                                <w:sz w:val="48"/>
+                                <w:szCs w:val="48"/>
+                              </w:rPr>
+                            </w:pPr>
+                            <w:r>
+                              <w:rPr>
+                                <w:b/>
+                                <w:bCs/>
+                                <w:sz w:val="48"/>
+                                <w:szCs w:val="48"/>
+                              </w:rPr>
+                              <w:t>printed stop sign</w:t>
+                            </w:r>
+                          </w:p>
+                        </w:txbxContent>
+                      </wps:txbx>
+                      <wps:bodyPr rot="0" vert="horz" wrap="square" lIns="91440" tIns="45720" rIns="91440" bIns="45720" anchor="t" anchorCtr="0">
+                        <a:spAutoFit/>
+                      </wps:bodyPr>
+                    </wps:wsp>
+                  </a:graphicData>
+                </a:graphic>
+                <wp14:sizeRelH relativeFrom="margin">
+                  <wp14:pctWidth>0</wp14:pctWidth>
+                </wp14:sizeRelH>
+                <wp14:sizeRelV relativeFrom="margin">
+                  <wp14:pctHeight>20000</wp14:pctHeight>
+                </wp14:sizeRelV>
+              </wp:anchor>
+            </w:drawing>
+          </mc:Choice>
+          <mc:Fallback>
+            <w:pict>
+              <v:shapetype w14:anchorId="5E8AE9C4" id="_x0000_t202" coordsize="21600,21600" o:spt="202" path="m,l,21600r21600,l21600,xe">
+                <v:stroke joinstyle="miter"/>
+                <v:path gradientshapeok="t" o:connecttype="rect"/>
+              </v:shapetype>
+              <v:shape id="Text Box 2" o:spid="_x0000_s1026" type="#_x0000_t202" style="position:absolute;left:0;text-align:left;margin-left:315pt;margin-top:84.25pt;width:225pt;height:110.6pt;z-index:251657216;visibility:visible;mso-wrap-style:square;mso-width-percent:0;mso-height-percent:200;mso-wrap-distance-left:9pt;mso-wrap-distance-top:3.6pt;mso-wrap-distance-right:9pt;mso-wrap-distance-bottom:3.6pt;mso-position-horizontal:absolute;mso-position-horizontal-relative:text;mso-position-vertical:absolute;mso-position-vertical-relative:text;mso-width-percent:0;mso-height-percent:200;mso-width-relative:margin;mso-height-relative:margin;v-text-anchor:top" o:gfxdata="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" filled="f">
+                <v:textbox style="mso-fit-shape-to-text:t">
+                  <w:txbxContent>
+                    <w:p>
+                      <w:pPr>
+                        <w:bidi w:val="0"/>
+                        <w:jc w:val="center"/>
+                        <w:rPr>
+                          <w:b/>
+                          <w:bCs/>
+                          <w:sz w:val="48"/>
+                          <w:szCs w:val="48"/>
+                        </w:rPr>
+                      </w:pPr>
+                      <w:r>
+                        <w:rPr>
+                          <w:b/>
+                          <w:bCs/>
+                          <w:sz w:val="48"/>
+                          <w:szCs w:val="48"/>
+                        </w:rPr>
+                        <w:t>printed stop sign</w:t>
+                      </w:r>
+                    </w:p>
+                  </w:txbxContent>
+                </v:textbox>
+              </v:shape>
+            </w:pict>
+          </mc:Fallback>
+        </mc:AlternateContent>
+      </w:r>
+      <w:r>
+        <w:rPr>
+          <w:rFonts w:ascii="Comic Sans MS" w:hAnsi="Comic Sans MS"/>
+          <w:b/>
+          <w:bCs/>
+          <w:noProof/>
+          <w:sz w:val="28"/>
+          <w:szCs w:val="28"/>
+          <w:lang w:bidi="ar-EG"/>
+        </w:rPr>
+        <mc:AlternateContent>
+          <mc:Choice Requires="wps">
+            <w:drawing>
+              <wp:anchor distT="45720" distB="45720" distL="114300" distR="114300" simplePos="0" relativeHeight="251659264" behindDoc="0" locked="0" layoutInCell="1" allowOverlap="1" wp14:anchorId="662400DB" wp14:editId="63801C02">
+                <wp:simplePos x="0" y="0"/>
+                <wp:positionH relativeFrom="column">
+                  <wp:posOffset>-117764</wp:posOffset>
+                </wp:positionH>
+                <wp:positionV relativeFrom="paragraph">
+                  <wp:posOffset>1063048</wp:posOffset>
+                </wp:positionV>
+                <wp:extent cx="3075709" cy="1404620"/>
+                <wp:effectExtent l="0" t="0" r="10795" b="17780"/>
+                <wp:wrapNone/>
+                <wp:docPr id="1152614843" name="Text Box 2"/>
+                <wp:cNvGraphicFramePr>
+                  <a:graphicFrameLocks xmlns:a="http://schemas.openxmlformats.org/drawingml/2006/main"/>
+                </wp:cNvGraphicFramePr>
+                <a:graphic xmlns:a="http://schemas.openxmlformats.org/drawingml/2006/main">
+                  <a:graphicData uri="http://schemas.microsoft.com/office/word/2010/wordprocessingShape">
+                    <wps:wsp>
+                      <wps:cNvSpPr txBox="1">
+                        <a:spLocks noChangeArrowheads="1"/>
+                      </wps:cNvSpPr>
+                      <wps:spPr bwMode="auto">
+                        <a:xfrm>
+                          <a:off x="0" y="0"/>
+                          <a:ext cx="3075709" cy="1404620"/>
+                        </a:xfrm>
+                        <a:prstGeom prst="rect">
+                          <a:avLst/>
+                        </a:prstGeom>
+                        <a:noFill/>
+                        <a:ln w="9525">
+                          <a:solidFill>
+                            <a:srgbClr val="000000"/>
+                          </a:solidFill>
+                          <a:miter lim="800000"/>
+                          <a:headEnd/>
+                          <a:tailEnd/>
+                        </a:ln>
+                      </wps:spPr>
+                      <wps:txbx>
+                        <w:txbxContent>
+                          <w:p>
+                            <w:pPr>
+                              <w:bidi w:val="0"/>
+                              <w:jc w:val="center"/>
+                              <w:rPr>
+                                <w:b/>
+                                <w:bCs/>
+                                <w:sz w:val="48"/>
+                                <w:szCs w:val="48"/>
+                              </w:rPr>
+                            </w:pPr>
+                            <w:r>
+                              <w:rPr>
+                                <w:b/>
+                                <w:bCs/>
+                                <w:sz w:val="48"/>
+                                <w:szCs w:val="48"/>
+                              </w:rPr>
+                              <w:t>public transport departure board</w:t>
+                            </w:r>
+                          </w:p>
+                        </w:txbxContent>
+                      </wps:txbx>
+                      <wps:bodyPr rot="0" vert="horz" wrap="square" lIns="91440" tIns="45720" rIns="91440" bIns="45720" anchor="t" anchorCtr="0">
+                        <a:spAutoFit/>
+                      </wps:bodyPr>
+                    </wps:wsp>
+                  </a:graphicData>
+                </a:graphic>
+                <wp14:sizeRelH relativeFrom="margin">
+                  <wp14:pctWidth>0</wp14:pctWidth>
+                </wp14:sizeRelH>
+                <wp14:sizeRelV relativeFrom="margin">
+                  <wp14:pctHeight>20000</wp14:pctHeight>
+                </wp14:sizeRelV>
+              </wp:anchor>
+            </w:drawing>
+          </mc:Choice>
+          <mc:Fallback>
+            <w:pict>
+              <v:shape w14:anchorId="662400DB" id="_x0000_s1027" type="#_x0000_t202" style="position:absolute;left:0;text-align:left;margin-left:-9.25pt;margin-top:83.7pt;width:242.2pt;height:110.6pt;z-index:251659264;visibility:visible;mso-wrap-style:square;mso-width-percent:0;mso-height-percent:200;mso-wrap-distance-left:9pt;mso-wrap-distance-top:3.6pt;mso-wrap-distance-right:9pt;mso-wrap-distance-bottom:3.6pt;mso-position-horizontal:absolute;mso-position-horizontal-relative:text;mso-position-vertical:absolute;mso-position-vertical-relative:text;mso-width-percent:0;mso-height-percent:200;mso-width-relative:margin;mso-height-relative:margin;v-text-anchor:top" o:gfxdata="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" filled="f">
+                <v:textbox style="mso-fit-shape-to-text:t">
+                  <w:txbxContent>
+                    <w:p>
+                      <w:pPr>
+                        <w:bidi w:val="0"/>
+                        <w:jc w:val="center"/>
+                        <w:rPr>
+                          <w:b/>
+                          <w:bCs/>
+                          <w:sz w:val="48"/>
+                          <w:szCs w:val="48"/>
+                        </w:rPr>
+                      </w:pPr>
+                      <w:r>
+                        <w:rPr>
+                          <w:b/>
+                          <w:bCs/>
+                          <w:sz w:val="48"/>
+                          <w:szCs w:val="48"/>
+                        </w:rPr>
+                        <w:t>public transport departure board</w:t>
+                      </w:r>
+                    </w:p>
+                  </w:txbxContent>
+                </v:textbox>
+              </v:shape>
+            </w:pict>
+          </mc:Fallback>
+        </mc:AlternateContent>
+      </w:r>
       <w:r>
         <w:rPr>
           <w:b/>
@@ -628,7 +915,7 @@
           <w:lang w:val="en-GB" w:eastAsia="en-GB"/>
         </w:rPr>
         <w:drawing>
-          <wp:inline distT="0" distB="0" distL="0" distR="0" wp14:anchorId="7EE5FEDC" wp14:editId="1FFB5D78">
+          <wp:inline distT="0" distB="0" distL="0" distR="0" wp14:anchorId="7EE5FEDC" wp14:editId="43B9B325">
             <wp:extent cx="1143000" cy="1143000"/>
             <wp:effectExtent l="0" t="0" r="0" b="0"/>
             <wp:docPr id="8" name="Picture 8" descr="A close-up of a sign&#10;&#10;AI-generated content may be incorrect."/>
@@ -655,7 +942,7 @@
                     </a:stretch>
                   </pic:blipFill>
                   <pic:spPr>
-                    <a:xfrm flipV="1">
+                    <a:xfrm rot="10800000" flipV="1">
                       <a:off x="0" y="0"/>
                       <a:ext cx="1141885" cy="1141885"/>
                     </a:xfrm>
@@ -672,7 +959,7 @@
     </w:p>
     <w:p>
       <w:pPr>
-        <w:pStyle w:val="a7"/>
+        <w:pStyle w:val="ListParagraph"/>
         <w:bidi w:val="0"/>
         <w:ind w:left="1080"/>
         <w:rPr>
@@ -683,7 +970,7 @@
     </w:p>
     <w:p>
       <w:pPr>
-        <w:pStyle w:val="a7"/>
+        <w:pStyle w:val="ListParagraph"/>
         <w:bidi w:val="0"/>
         <w:ind w:left="1080"/>
         <w:rPr>
@@ -696,7 +983,15 @@
           <w:b/>
           <w:bCs/>
         </w:rPr>
-        <w:t>_____________________________</w:t>
+        <w:t>____________________________</w:t>
+      </w:r>
+      <w:proofErr w:type="gramStart"/>
+      <w:r>
+        <w:rPr>
+          <w:b/>
+          <w:bCs/>
+        </w:rPr>
+        <w:t>_</w:t>
       </w:r>
       <w:r>
         <w:rPr>
@@ -725,6 +1020,13 @@
           <w:bCs/>
         </w:rPr>
         <w:tab/>
+      </w:r>
+      <w:proofErr w:type="gramEnd"/>
+      <w:r>
+        <w:rPr>
+          <w:b/>
+          <w:bCs/>
+        </w:rPr>
         <w:t>_____________________</w:t>
       </w:r>
     </w:p>
@@ -818,7 +1120,7 @@
           <w:lang w:val="en-GB" w:eastAsia="en-GB"/>
         </w:rPr>
         <w:drawing>
-          <wp:inline distT="0" distB="0" distL="0" distR="0" wp14:anchorId="1FD04047" wp14:editId="754C7277">
+          <wp:inline distT="0" distB="0" distL="0" distR="0" wp14:anchorId="1FD04047" wp14:editId="34136501">
             <wp:extent cx="1085850" cy="1085850"/>
             <wp:effectExtent l="0" t="0" r="0" b="0"/>
             <wp:docPr id="10" name="Picture 10" descr="A black and white camera in a circle&#10;&#10;AI-generated content may be incorrect."/>
@@ -877,6 +1179,256 @@
       </w:pPr>
       <w:r>
         <w:rPr>
+          <w:rFonts w:ascii="Comic Sans MS" w:hAnsi="Comic Sans MS"/>
+          <w:b/>
+          <w:bCs/>
+          <w:noProof/>
+          <w:sz w:val="28"/>
+          <w:szCs w:val="28"/>
+          <w:lang w:bidi="ar-EG"/>
+        </w:rPr>
+        <mc:AlternateContent>
+          <mc:Choice Requires="wps">
+            <w:drawing>
+              <wp:anchor distT="45720" distB="45720" distL="114300" distR="114300" simplePos="0" relativeHeight="251658240" behindDoc="0" locked="0" layoutInCell="1" allowOverlap="1" wp14:anchorId="2303FB6D" wp14:editId="401D562E">
+                <wp:simplePos x="0" y="0"/>
+                <wp:positionH relativeFrom="column">
+                  <wp:posOffset>608561</wp:posOffset>
+                </wp:positionH>
+                <wp:positionV relativeFrom="paragraph">
+                  <wp:posOffset>167525</wp:posOffset>
+                </wp:positionV>
+                <wp:extent cx="2360930" cy="1404620"/>
+                <wp:effectExtent l="0" t="0" r="19050" b="13970"/>
+                <wp:wrapNone/>
+                <wp:docPr id="1708443177" name="Text Box 2"/>
+                <wp:cNvGraphicFramePr>
+                  <a:graphicFrameLocks xmlns:a="http://schemas.openxmlformats.org/drawingml/2006/main"/>
+                </wp:cNvGraphicFramePr>
+                <a:graphic xmlns:a="http://schemas.openxmlformats.org/drawingml/2006/main">
+                  <a:graphicData uri="http://schemas.microsoft.com/office/word/2010/wordprocessingShape">
+                    <wps:wsp>
+                      <wps:cNvSpPr txBox="1">
+                        <a:spLocks noChangeArrowheads="1"/>
+                      </wps:cNvSpPr>
+                      <wps:spPr bwMode="auto">
+                        <a:xfrm>
+                          <a:off x="0" y="0"/>
+                          <a:ext cx="2360930" cy="1404620"/>
+                        </a:xfrm>
+                        <a:prstGeom prst="rect">
+                          <a:avLst/>
+                        </a:prstGeom>
+                        <a:noFill/>
+                        <a:ln w="9525">
+                          <a:solidFill>
+                            <a:srgbClr val="000000"/>
+                          </a:solidFill>
+                          <a:miter lim="800000"/>
+                          <a:headEnd/>
+                          <a:tailEnd/>
+                        </a:ln>
+                      </wps:spPr>
+                      <wps:txbx>
+                        <w:txbxContent>
+                          <w:p>
+                            <w:pPr>
+                              <w:bidi w:val="0"/>
+                              <w:jc w:val="center"/>
+                              <w:rPr>
+                                <w:b/>
+                                <w:bCs/>
+                                <w:sz w:val="48"/>
+                                <w:szCs w:val="48"/>
+                              </w:rPr>
+                            </w:pPr>
+                            <w:r>
+                              <w:rPr>
+                                <w:b/>
+                                <w:bCs/>
+                                <w:sz w:val="48"/>
+                                <w:szCs w:val="48"/>
+                              </w:rPr>
+                              <w:t>Hazard</w:t>
+                            </w:r>
+                          </w:p>
+                        </w:txbxContent>
+                      </wps:txbx>
+                      <wps:bodyPr rot="0" vert="horz" wrap="square" lIns="91440" tIns="45720" rIns="91440" bIns="45720" anchor="t" anchorCtr="0">
+                        <a:spAutoFit/>
+                      </wps:bodyPr>
+                    </wps:wsp>
+                  </a:graphicData>
+                </a:graphic>
+                <wp14:sizeRelH relativeFrom="margin">
+                  <wp14:pctWidth>40000</wp14:pctWidth>
+                </wp14:sizeRelH>
+                <wp14:sizeRelV relativeFrom="margin">
+                  <wp14:pctHeight>20000</wp14:pctHeight>
+                </wp14:sizeRelV>
+              </wp:anchor>
+            </w:drawing>
+          </mc:Choice>
+          <mc:Fallback>
+            <w:pict>
+              <v:shape w14:anchorId="2303FB6D" id="_x0000_s1028" type="#_x0000_t202" style="position:absolute;margin-left:47.9pt;margin-top:13.2pt;width:185.9pt;height:110.6pt;z-index:251658240;visibility:visible;mso-wrap-style:square;mso-width-percent:400;mso-height-percent:200;mso-wrap-distance-left:9pt;mso-wrap-distance-top:3.6pt;mso-wrap-distance-right:9pt;mso-wrap-distance-bottom:3.6pt;mso-position-horizontal:absolute;mso-position-horizontal-relative:text;mso-position-vertical:absolute;mso-position-vertical-relative:text;mso-width-percent:400;mso-height-percent:200;mso-width-relative:margin;mso-height-relative:margin;v-text-anchor:top" o:gfxdata="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" filled="f">
+                <v:textbox style="mso-fit-shape-to-text:t">
+                  <w:txbxContent>
+                    <w:p>
+                      <w:pPr>
+                        <w:bidi w:val="0"/>
+                        <w:jc w:val="center"/>
+                        <w:rPr>
+                          <w:b/>
+                          <w:bCs/>
+                          <w:sz w:val="48"/>
+                          <w:szCs w:val="48"/>
+                        </w:rPr>
+                      </w:pPr>
+                      <w:r>
+                        <w:rPr>
+                          <w:b/>
+                          <w:bCs/>
+                          <w:sz w:val="48"/>
+                          <w:szCs w:val="48"/>
+                        </w:rPr>
+                        <w:t>Hazard</w:t>
+                      </w:r>
+                    </w:p>
+                  </w:txbxContent>
+                </v:textbox>
+              </v:shape>
+            </w:pict>
+          </mc:Fallback>
+        </mc:AlternateContent>
+      </w:r>
+      <w:r>
+        <w:rPr>
+          <w:rFonts w:ascii="Comic Sans MS" w:hAnsi="Comic Sans MS"/>
+          <w:b/>
+          <w:bCs/>
+          <w:noProof/>
+          <w:sz w:val="28"/>
+          <w:szCs w:val="28"/>
+          <w:lang w:bidi="ar-EG"/>
+        </w:rPr>
+        <mc:AlternateContent>
+          <mc:Choice Requires="wps">
+            <w:drawing>
+              <wp:anchor distT="45720" distB="45720" distL="114300" distR="114300" simplePos="0" relativeHeight="251655168" behindDoc="0" locked="0" layoutInCell="1" allowOverlap="1" wp14:anchorId="08177406" wp14:editId="0FBBEA4E">
+                <wp:simplePos x="0" y="0"/>
+                <wp:positionH relativeFrom="column">
+                  <wp:posOffset>4205605</wp:posOffset>
+                </wp:positionH>
+                <wp:positionV relativeFrom="paragraph">
+                  <wp:posOffset>169545</wp:posOffset>
+                </wp:positionV>
+                <wp:extent cx="2360930" cy="1404620"/>
+                <wp:effectExtent l="0" t="0" r="19050" b="13970"/>
+                <wp:wrapNone/>
+                <wp:docPr id="109500225" name="Text Box 2"/>
+                <wp:cNvGraphicFramePr>
+                  <a:graphicFrameLocks xmlns:a="http://schemas.openxmlformats.org/drawingml/2006/main"/>
+                </wp:cNvGraphicFramePr>
+                <a:graphic xmlns:a="http://schemas.openxmlformats.org/drawingml/2006/main">
+                  <a:graphicData uri="http://schemas.microsoft.com/office/word/2010/wordprocessingShape">
+                    <wps:wsp>
+                      <wps:cNvSpPr txBox="1">
+                        <a:spLocks noChangeArrowheads="1"/>
+                      </wps:cNvSpPr>
+                      <wps:spPr bwMode="auto">
+                        <a:xfrm>
+                          <a:off x="0" y="0"/>
+                          <a:ext cx="2360930" cy="1404620"/>
+                        </a:xfrm>
+                        <a:prstGeom prst="rect">
+                          <a:avLst/>
+                        </a:prstGeom>
+                        <a:noFill/>
+                        <a:ln w="9525">
+                          <a:solidFill>
+                            <a:srgbClr val="000000"/>
+                          </a:solidFill>
+                          <a:miter lim="800000"/>
+                          <a:headEnd/>
+                          <a:tailEnd/>
+                        </a:ln>
+                      </wps:spPr>
+                      <wps:txbx>
+                        <w:txbxContent>
+                          <w:p>
+                            <w:pPr>
+                              <w:bidi w:val="0"/>
+                              <w:jc w:val="center"/>
+                              <w:rPr>
+                                <w:b/>
+                                <w:bCs/>
+                                <w:sz w:val="48"/>
+                                <w:szCs w:val="48"/>
+                              </w:rPr>
+                            </w:pPr>
+                            <w:r>
+                              <w:rPr>
+                                <w:b/>
+                                <w:bCs/>
+                                <w:sz w:val="48"/>
+                                <w:szCs w:val="48"/>
+                              </w:rPr>
+                              <w:t>CCTV surveillance</w:t>
+                            </w:r>
+                          </w:p>
+                        </w:txbxContent>
+                      </wps:txbx>
+                      <wps:bodyPr rot="0" vert="horz" wrap="square" lIns="91440" tIns="45720" rIns="91440" bIns="45720" anchor="t" anchorCtr="0">
+                        <a:spAutoFit/>
+                      </wps:bodyPr>
+                    </wps:wsp>
+                  </a:graphicData>
+                </a:graphic>
+                <wp14:sizeRelH relativeFrom="margin">
+                  <wp14:pctWidth>40000</wp14:pctWidth>
+                </wp14:sizeRelH>
+                <wp14:sizeRelV relativeFrom="margin">
+                  <wp14:pctHeight>20000</wp14:pctHeight>
+                </wp14:sizeRelV>
+              </wp:anchor>
+            </w:drawing>
+          </mc:Choice>
+          <mc:Fallback>
+            <w:pict>
+              <v:shape w14:anchorId="08177406" id="_x0000_s1029" type="#_x0000_t202" style="position:absolute;margin-left:331.15pt;margin-top:13.35pt;width:185.9pt;height:110.6pt;z-index:251655168;visibility:visible;mso-wrap-style:square;mso-width-percent:400;mso-height-percent:200;mso-wrap-distance-left:9pt;mso-wrap-distance-top:3.6pt;mso-wrap-distance-right:9pt;mso-wrap-distance-bottom:3.6pt;mso-position-horizontal:absolute;mso-position-horizontal-relative:text;mso-position-vertical:absolute;mso-position-vertical-relative:text;mso-width-percent:400;mso-height-percent:200;mso-width-relative:margin;mso-height-relative:margin;v-text-anchor:top" o:gfxdata="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" filled="f">
+                <v:textbox style="mso-fit-shape-to-text:t">
+                  <w:txbxContent>
+                    <w:p>
+                      <w:pPr>
+                        <w:bidi w:val="0"/>
+                        <w:jc w:val="center"/>
+                        <w:rPr>
+                          <w:b/>
+                          <w:bCs/>
+                          <w:sz w:val="48"/>
+                          <w:szCs w:val="48"/>
+                        </w:rPr>
+                      </w:pPr>
+                      <w:r>
+                        <w:rPr>
+                          <w:b/>
+                          <w:bCs/>
+                          <w:sz w:val="48"/>
+                          <w:szCs w:val="48"/>
+                        </w:rPr>
+                        <w:t>CCTV surveillance</w:t>
+                      </w:r>
+                    </w:p>
+                  </w:txbxContent>
+                </v:textbox>
+              </v:shape>
+            </w:pict>
+          </mc:Fallback>
+        </mc:AlternateContent>
+      </w:r>
+      <w:r>
+        <w:rPr>
           <w:rFonts w:ascii="Lucida Handwriting" w:hAnsi="Lucida Handwriting" w:cstheme="majorBidi"/>
           <w:b/>
           <w:bCs/>
@@ -970,7 +1522,7 @@
           <w:lang w:val="en-GB" w:eastAsia="en-GB"/>
         </w:rPr>
         <w:drawing>
-          <wp:inline distT="0" distB="0" distL="0" distR="0" wp14:anchorId="631E6529" wp14:editId="6D6354C5">
+          <wp:inline distT="0" distB="0" distL="0" distR="0" wp14:anchorId="631E6529" wp14:editId="0D92C666">
             <wp:extent cx="1316736" cy="1097280"/>
             <wp:effectExtent l="0" t="0" r="0" b="7620"/>
             <wp:docPr id="11" name="Picture 11" descr="A no camera sign&#10;&#10;AI-generated content may be incorrect."/>
@@ -1025,14 +1577,139 @@
       </w:pPr>
       <w:r>
         <w:rPr>
+          <w:rFonts w:ascii="Comic Sans MS" w:hAnsi="Comic Sans MS"/>
           <w:b/>
           <w:bCs/>
           <w:noProof/>
+          <w:sz w:val="28"/>
+          <w:szCs w:val="28"/>
+          <w:lang w:bidi="ar-EG"/>
         </w:rPr>
         <mc:AlternateContent>
           <mc:Choice Requires="wps">
             <w:drawing>
-              <wp:anchor distT="45720" distB="45720" distL="114300" distR="114300" simplePos="0" relativeHeight="251658752" behindDoc="0" locked="0" layoutInCell="1" allowOverlap="1" wp14:anchorId="622BA5B7" wp14:editId="31E69100">
+              <wp:anchor distT="45720" distB="45720" distL="114300" distR="114300" simplePos="0" relativeHeight="251660288" behindDoc="0" locked="0" layoutInCell="1" allowOverlap="1" wp14:anchorId="380A2B08" wp14:editId="407FFCDA">
+                <wp:simplePos x="0" y="0"/>
+                <wp:positionH relativeFrom="column">
+                  <wp:posOffset>526415</wp:posOffset>
+                </wp:positionH>
+                <wp:positionV relativeFrom="paragraph">
+                  <wp:posOffset>167063</wp:posOffset>
+                </wp:positionV>
+                <wp:extent cx="3546764" cy="1404620"/>
+                <wp:effectExtent l="0" t="0" r="15875" b="25400"/>
+                <wp:wrapNone/>
+                <wp:docPr id="844993700" name="Text Box 2"/>
+                <wp:cNvGraphicFramePr>
+                  <a:graphicFrameLocks xmlns:a="http://schemas.openxmlformats.org/drawingml/2006/main"/>
+                </wp:cNvGraphicFramePr>
+                <a:graphic xmlns:a="http://schemas.openxmlformats.org/drawingml/2006/main">
+                  <a:graphicData uri="http://schemas.microsoft.com/office/word/2010/wordprocessingShape">
+                    <wps:wsp>
+                      <wps:cNvSpPr txBox="1">
+                        <a:spLocks noChangeArrowheads="1"/>
+                      </wps:cNvSpPr>
+                      <wps:spPr bwMode="auto">
+                        <a:xfrm>
+                          <a:off x="0" y="0"/>
+                          <a:ext cx="3546764" cy="1404620"/>
+                        </a:xfrm>
+                        <a:prstGeom prst="rect">
+                          <a:avLst/>
+                        </a:prstGeom>
+                        <a:noFill/>
+                        <a:ln w="9525">
+                          <a:solidFill>
+                            <a:srgbClr val="000000"/>
+                          </a:solidFill>
+                          <a:miter lim="800000"/>
+                          <a:headEnd/>
+                          <a:tailEnd/>
+                        </a:ln>
+                      </wps:spPr>
+                      <wps:txbx>
+                        <w:txbxContent>
+                          <w:p>
+                            <w:pPr>
+                              <w:bidi w:val="0"/>
+                              <w:jc w:val="center"/>
+                              <w:rPr>
+                                <w:b/>
+                                <w:bCs/>
+                                <w:sz w:val="48"/>
+                                <w:szCs w:val="48"/>
+                              </w:rPr>
+                            </w:pPr>
+                            <w:r>
+                              <w:rPr>
+                                <w:b/>
+                                <w:bCs/>
+                                <w:sz w:val="48"/>
+                                <w:szCs w:val="48"/>
+                              </w:rPr>
+                              <w:t>Photography prohibited</w:t>
+                            </w:r>
+                          </w:p>
+                        </w:txbxContent>
+                      </wps:txbx>
+                      <wps:bodyPr rot="0" vert="horz" wrap="square" lIns="91440" tIns="45720" rIns="91440" bIns="45720" anchor="t" anchorCtr="0">
+                        <a:spAutoFit/>
+                      </wps:bodyPr>
+                    </wps:wsp>
+                  </a:graphicData>
+                </a:graphic>
+                <wp14:sizeRelH relativeFrom="margin">
+                  <wp14:pctWidth>0</wp14:pctWidth>
+                </wp14:sizeRelH>
+                <wp14:sizeRelV relativeFrom="margin">
+                  <wp14:pctHeight>20000</wp14:pctHeight>
+                </wp14:sizeRelV>
+              </wp:anchor>
+            </w:drawing>
+          </mc:Choice>
+          <mc:Fallback>
+            <w:pict>
+              <v:shape w14:anchorId="380A2B08" id="_x0000_s1030" type="#_x0000_t202" style="position:absolute;margin-left:41.45pt;margin-top:13.15pt;width:279.25pt;height:110.6pt;z-index:251660288;visibility:visible;mso-wrap-style:square;mso-width-percent:0;mso-height-percent:200;mso-wrap-distance-left:9pt;mso-wrap-distance-top:3.6pt;mso-wrap-distance-right:9pt;mso-wrap-distance-bottom:3.6pt;mso-position-horizontal:absolute;mso-position-horizontal-relative:text;mso-position-vertical:absolute;mso-position-vertical-relative:text;mso-width-percent:0;mso-height-percent:200;mso-width-relative:margin;mso-height-relative:margin;v-text-anchor:top" o:gfxdata="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" filled="f">
+                <v:textbox style="mso-fit-shape-to-text:t">
+                  <w:txbxContent>
+                    <w:p>
+                      <w:pPr>
+                        <w:bidi w:val="0"/>
+                        <w:jc w:val="center"/>
+                        <w:rPr>
+                          <w:b/>
+                          <w:bCs/>
+                          <w:sz w:val="48"/>
+                          <w:szCs w:val="48"/>
+                        </w:rPr>
+                      </w:pPr>
+                      <w:r>
+                        <w:rPr>
+                          <w:b/>
+                          <w:bCs/>
+                          <w:sz w:val="48"/>
+                          <w:szCs w:val="48"/>
+                        </w:rPr>
+                        <w:t>Photography prohibited</w:t>
+                      </w:r>
+                    </w:p>
+                  </w:txbxContent>
+                </v:textbox>
+              </v:shape>
+            </w:pict>
+          </mc:Fallback>
+        </mc:AlternateContent>
+      </w:r>
+      <w:r>
+        <w:rPr>
+          <w:b/>
+          <w:bCs/>
+          <w:noProof/>
+        </w:rPr>
+        <mc:AlternateContent>
+          <mc:Choice Requires="wps">
+            <w:drawing>
+              <wp:anchor distT="45720" distB="45720" distL="114300" distR="114300" simplePos="0" relativeHeight="251657216" behindDoc="0" locked="0" layoutInCell="1" allowOverlap="1" wp14:anchorId="622BA5B7" wp14:editId="371873C0">
                 <wp:simplePos x="0" y="0"/>
                 <wp:positionH relativeFrom="column">
                   <wp:posOffset>2048510</wp:posOffset>
@@ -1116,11 +1793,7 @@
           </mc:Choice>
           <mc:Fallback>
             <w:pict>
-              <v:shapetype w14:anchorId="622BA5B7" id="_x0000_t202" coordsize="21600,21600" o:spt="202" path="m,l,21600r21600,l21600,xe">
-                <v:stroke joinstyle="miter"/>
-                <v:path gradientshapeok="t" o:connecttype="rect"/>
-              </v:shapetype>
-              <v:shape id="Text Box 2" o:spid="_x0000_s1026" type="#_x0000_t202" style="position:absolute;margin-left:161.3pt;margin-top:52.35pt;width:3in;height:110.6pt;z-index:251658752;visibility:visible;mso-wrap-style:square;mso-width-percent:0;mso-height-percent:200;mso-wrap-distance-left:9pt;mso-wrap-distance-top:3.6pt;mso-wrap-distance-right:9pt;mso-wrap-distance-bottom:3.6pt;mso-position-horizontal:absolute;mso-position-horizontal-relative:text;mso-position-vertical:absolute;mso-position-vertical-relative:text;mso-width-percent:0;mso-height-percent:200;mso-width-relative:margin;mso-height-relative:margin;v-text-anchor:top" o:gfxdata="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">
+              <v:shape w14:anchorId="622BA5B7" id="_x0000_s1031" type="#_x0000_t202" style="position:absolute;margin-left:161.3pt;margin-top:52.35pt;width:3in;height:110.6pt;z-index:251657216;visibility:visible;mso-wrap-style:square;mso-width-percent:0;mso-height-percent:200;mso-wrap-distance-left:9pt;mso-wrap-distance-top:3.6pt;mso-wrap-distance-right:9pt;mso-wrap-distance-bottom:3.6pt;mso-position-horizontal:absolute;mso-position-horizontal-relative:text;mso-position-vertical:absolute;mso-position-vertical-relative:text;mso-width-percent:0;mso-height-percent:200;mso-width-relative:margin;mso-height-relative:margin;v-text-anchor:top" o:gfxdata="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">
                 <v:textbox style="mso-fit-shape-to-text:t">
                   <w:txbxContent>
                     <w:p>
@@ -1227,7 +1900,7 @@
 <w:hdr xmlns:wpc="http://schemas.microsoft.com/office/word/2010/wordprocessingCanvas" xmlns:cx="http://schemas.microsoft.com/office/drawing/2014/chartex" xmlns:cx1="http://schemas.microsoft.com/office/drawing/2015/9/8/chartex" xmlns:cx2="http://schemas.microsoft.com/office/drawing/2015/10/21/chartex" xmlns:cx3="http://schemas.microsoft.com/office/drawing/2016/5/9/chartex" xmlns:cx4="http://schemas.microsoft.com/office/drawing/2016/5/10/chartex" xmlns:cx5="http://schemas.microsoft.com/office/drawing/2016/5/11/chartex" xmlns:cx6="http://schemas.microsoft.com/office/drawing/2016/5/12/chartex" xmlns:cx7="http://schemas.microsoft.com/office/drawing/2016/5/13/chartex" xmlns:cx8="http://schemas.microsoft.com/office/drawing/2016/5/14/chartex" xmlns:mc="http://schemas.openxmlformats.org/markup-compatibility/2006" xmlns:aink="http://schemas.microsoft.com/office/drawing/2016/ink" xmlns:am3d="http://schemas.microsoft.com/office/drawing/2017/model3d" xmlns:o="urn:schemas-microsoft-com:office:office" xmlns:oel="http://schemas.microsoft.com/office/2019/extlst" xmlns:r="http://schemas.openxmlformats.org/officeDocument/2006/relationships" xmlns:m="http://schemas.openxmlformats.org/officeDocument/2006/math" xmlns:v="urn:schemas-microsoft-com:vml" xmlns:wp14="http://schemas.microsoft.com/office/word/2010/wordprocessingDrawing" xmlns:wp="http://schemas.openxmlformats.org/drawingml/2006/wordprocessingDrawing" xmlns:w10="urn:schemas-microsoft-com:office:word" xmlns:w="http://schemas.openxmlformats.org/wordprocessingml/2006/main" xmlns:w14="http://schemas.microsoft.com/office/word/2010/wordml" xmlns:w15="http://schemas.microsoft.com/office/word/2012/wordml" xmlns:w16cex="http://schemas.microsoft.com/office/word/2018/wordml/cex" xmlns:w16cid="http://schemas.microsoft.com/office/word/2016/wordml/cid" xmlns:w16="http://schemas.microsoft.com/office/word/2018/wordml" xmlns:w16du="http://schemas.microsoft.com/office/word/2023/wordml/word16du" xmlns:w16sdtdh="http://schemas.microsoft.com/office/word/2020/wordml/sdtdatahash" xmlns:w16sdtfl="http://schemas.microsoft.com/office/word/2024/wordml/sdtformatlock" xmlns:w16se="http://schemas.microsoft.com/office/word/2015/wordml/symex" xmlns:wpg="http://schemas.microsoft.com/office/word/2010/wordprocessingGroup" xmlns:wpi="http://schemas.microsoft.com/office/word/2010/wordprocessingInk" xmlns:wne="http://schemas.microsoft.com/office/word/2006/wordml" xmlns:wps="http://schemas.microsoft.com/office/word/2010/wordprocessingShape" mc:Ignorable="w14 w15 w16se w16cid w16 w16cex w16sdtdh w16sdtfl w16du wp14">
   <w:p>
     <w:pPr>
-      <w:pStyle w:val="a4"/>
+      <w:pStyle w:val="Header"/>
     </w:pPr>
     <w:r>
       <w:rPr>
@@ -1864,7 +2537,7 @@
     <w:lsdException w:name="Unresolved Mention" w:semiHidden="1" w:unhideWhenUsed="1"/>
     <w:lsdException w:name="Smart Link" w:semiHidden="1" w:unhideWhenUsed="1"/>
   </w:latentStyles>
-  <w:style w:type="paragraph" w:default="1" w:styleId="a">
+  <w:style w:type="paragraph" w:default="1" w:styleId="Normal">
     <w:name w:val="Normal"/>
     <w:qFormat/>
     <w:rsid w:val="003D0CC3"/>
@@ -1878,13 +2551,13 @@
       <w:szCs w:val="24"/>
     </w:rPr>
   </w:style>
-  <w:style w:type="character" w:default="1" w:styleId="a0">
+  <w:style w:type="character" w:default="1" w:styleId="DefaultParagraphFont">
     <w:name w:val="Default Paragraph Font"/>
     <w:uiPriority w:val="1"/>
     <w:semiHidden/>
     <w:unhideWhenUsed/>
   </w:style>
-  <w:style w:type="table" w:default="1" w:styleId="a1">
+  <w:style w:type="table" w:default="1" w:styleId="TableNormal">
     <w:name w:val="Normal Table"/>
     <w:uiPriority w:val="99"/>
     <w:semiHidden/>
@@ -1899,16 +2572,16 @@
       </w:tblCellMar>
     </w:tblPr>
   </w:style>
-  <w:style w:type="numbering" w:default="1" w:styleId="a2">
+  <w:style w:type="numbering" w:default="1" w:styleId="NoList">
     <w:name w:val="No List"/>
     <w:uiPriority w:val="99"/>
     <w:semiHidden/>
     <w:unhideWhenUsed/>
   </w:style>
-  <w:style w:type="paragraph" w:styleId="a3">
+  <w:style w:type="paragraph" w:styleId="BalloonText">
     <w:name w:val="Balloon Text"/>
-    <w:basedOn w:val="a"/>
-    <w:link w:val="Char"/>
+    <w:basedOn w:val="Normal"/>
+    <w:link w:val="BalloonTextChar"/>
     <w:uiPriority w:val="99"/>
     <w:semiHidden/>
     <w:unhideWhenUsed/>
@@ -1922,10 +2595,10 @@
       <w:szCs w:val="16"/>
     </w:rPr>
   </w:style>
-  <w:style w:type="character" w:customStyle="1" w:styleId="Char">
-    <w:name w:val="نص في بالون Char"/>
-    <w:basedOn w:val="a0"/>
-    <w:link w:val="a3"/>
+  <w:style w:type="character" w:customStyle="1" w:styleId="BalloonTextChar">
+    <w:name w:val="Balloon Text Char"/>
+    <w:basedOn w:val="DefaultParagraphFont"/>
+    <w:link w:val="BalloonText"/>
     <w:uiPriority w:val="99"/>
     <w:semiHidden/>
     <w:rsid w:val="003D0CC3"/>
@@ -1935,10 +2608,10 @@
       <w:szCs w:val="16"/>
     </w:rPr>
   </w:style>
-  <w:style w:type="paragraph" w:styleId="a4">
+  <w:style w:type="paragraph" w:styleId="Header">
     <w:name w:val="header"/>
-    <w:basedOn w:val="a"/>
-    <w:link w:val="Char0"/>
+    <w:basedOn w:val="Normal"/>
+    <w:link w:val="HeaderChar"/>
     <w:uiPriority w:val="99"/>
     <w:unhideWhenUsed/>
     <w:rsid w:val="003D0CC3"/>
@@ -1955,17 +2628,17 @@
       <w:szCs w:val="22"/>
     </w:rPr>
   </w:style>
-  <w:style w:type="character" w:customStyle="1" w:styleId="Char0">
-    <w:name w:val="رأس الصفحة Char"/>
-    <w:basedOn w:val="a0"/>
-    <w:link w:val="a4"/>
+  <w:style w:type="character" w:customStyle="1" w:styleId="HeaderChar">
+    <w:name w:val="Header Char"/>
+    <w:basedOn w:val="DefaultParagraphFont"/>
+    <w:link w:val="Header"/>
     <w:uiPriority w:val="99"/>
     <w:rsid w:val="003D0CC3"/>
   </w:style>
-  <w:style w:type="paragraph" w:styleId="a5">
+  <w:style w:type="paragraph" w:styleId="Footer">
     <w:name w:val="footer"/>
-    <w:basedOn w:val="a"/>
-    <w:link w:val="Char1"/>
+    <w:basedOn w:val="Normal"/>
+    <w:link w:val="FooterChar"/>
     <w:uiPriority w:val="99"/>
     <w:unhideWhenUsed/>
     <w:rsid w:val="003D0CC3"/>
@@ -1982,16 +2655,16 @@
       <w:szCs w:val="22"/>
     </w:rPr>
   </w:style>
-  <w:style w:type="character" w:customStyle="1" w:styleId="Char1">
-    <w:name w:val="تذييل الصفحة Char"/>
-    <w:basedOn w:val="a0"/>
-    <w:link w:val="a5"/>
+  <w:style w:type="character" w:customStyle="1" w:styleId="FooterChar">
+    <w:name w:val="Footer Char"/>
+    <w:basedOn w:val="DefaultParagraphFont"/>
+    <w:link w:val="Footer"/>
     <w:uiPriority w:val="99"/>
     <w:rsid w:val="003D0CC3"/>
   </w:style>
-  <w:style w:type="table" w:styleId="a6">
+  <w:style w:type="table" w:styleId="TableGrid">
     <w:name w:val="Table Grid"/>
-    <w:basedOn w:val="a1"/>
+    <w:basedOn w:val="TableNormal"/>
     <w:uiPriority w:val="59"/>
     <w:rsid w:val="00AB3A99"/>
     <w:pPr>
@@ -2011,9 +2684,9 @@
       </w:tblBorders>
     </w:tblPr>
   </w:style>
-  <w:style w:type="paragraph" w:styleId="a7">
+  <w:style w:type="paragraph" w:styleId="ListParagraph">
     <w:name w:val="List Paragraph"/>
-    <w:basedOn w:val="a"/>
+    <w:basedOn w:val="Normal"/>
     <w:uiPriority w:val="34"/>
     <w:qFormat/>
     <w:rsid w:val="0094183E"/>
